--- a/paper_3_audit/v2_manuscript_uk.docx
+++ b/paper_3_audit/v2_manuscript_uk.docx
@@ -7,7 +7,7 @@
         <w:pStyle w:val="Title"/>
       </w:pPr>
       <w:r>
-        <w:t>From impounded pool to river and floodplain: the post-breach transformation of the Kakhovka Reservoir from harmonised satellite altimetry, optical and radar imagery, legacy hydrography and vegetation succession</w:t>
+        <w:t>From impounded pool to river: water-surface geometry and post-breach hydraulic transformation of the former Kakhovka Reservoir</w:t>
       </w:r>
     </w:p>
     <w:p>
@@ -30,7 +30,7 @@
         <w:t>Background.</w:t>
       </w:r>
       <w:r>
-        <w:t xml:space="preserve"> Руйнування греблі Каховського водосховища 6  червня 2023 d призвело до спорожнення 2 155 km² водосховища на нижньому Дніпрі протягом кількох днів. Чи поводиться залишкова система тепер як річка і якою поверхнею вона тече — це питання, на які неможливо відповісти за допомогою єдиного часового ряду площі водного дзеркала: вони потребують визначення геометрії водної поверхні, дна та шорсткості того, що на ньому виросло, і все це в одній вертикальній системі відліку.</w:t>
+        <w:t xml:space="preserve"> Руйнування греблі Каховського водосховища 6  червня 2023 d призвело до спорожнення 2 155 km² водосховища на нижньому Дніпрі протягом кількох днів. Чи поводиться залишкова система тепер як річка, яким руслом вона тече і як поверхня, що оголилася, змінює опір потоку — це питання, на які часові ряди площі водного дзеркала не можуть дати відповіді. Вони потребують геометрії водної поверхні, опису дна та поверхні, які є сумірними в одній вертикальній системі відліку.</w:t>
       </w:r>
     </w:p>
     <w:p>
@@ -45,7 +45,7 @@
         <w:t>Методи.</w:t>
       </w:r>
       <w:r>
-        <w:t xml:space="preserve"> Сім гідрологічних постів, лазерна альтиметрія ICESat-2 ATL13  та ATL08 , радарна інтерферометрія SWOT PIXC/RiverSP, знімки Sentinel-1  та Sentinel-2 , а також архівна навігаційна карта узгоджені до нормальних висот EVRF2019  через квазігеоїд EGG2015  та операцію EPSG:9902 , при цьому умовна система постійного припливу кожного продукту врахована явно. Поздовжні ухили водної поверхні для кожного прольоту оцінюються за допомогою стійкого (оцінювач Тейла–Сена) підгону, де один проліт є незалежною одиницею спостереження. Колишня водна поверхня класифікується на знімках Sentinel-2 d у період вегетації за десятьма класами поверхні, деревно-чагарниковий покрив відстежується за ймовірностями Dynamic World, ширина русла нижче греблі вимірюється на 157  трансектах при відповідному рівні води нижче за течією, а площі класів перераховуються в діапазони коефіцієнта шорсткості Маннінга (n) на основі опублікованих апріорних даних.</w:t>
+        <w:t xml:space="preserve"> Сім гідрологічних постів, лазерна альтиметрія ICESat-2 ATL13 , радарна інтерферометрія SWOT PIXC/RiverSP та архівні дані навігаційних карт зведені до нормальних висот EVRF2019  через квазігеоїд EGG2015  та операцію EPSG:9902 , при цьому конвенція постійного припливу кожного продукту врахована явно. Поздовжні ухили водної поверхні для кожного прольоту оцінюються за допомогою робастного (оцінювач Тейла–Сена) підгону, де один проліт є незалежною одиницею спостереження. Дно реконструюється за даними промірів глибин виключно в межах просторової блокової крос-валідації та перевіряється за історичною статистикою оголеного дна під час спрацювання. Класи поверхні, нанесені на знімки Sentinel-2 d у період вегетації, з урахуванням імовірностей деревно-чагарникового покриву Dynamic World, перетворюються на гідравлічно інтерпретований шар коефіцієнта шорсткості Маннінга (n) за допомогою опублікованих апріорних даних; ширина русла нижче греблі вимірюється на 157  трансектах при відповідному рівні води нижче за течією.</w:t>
       </w:r>
     </w:p>
     <w:p>
@@ -60,7 +60,7 @@
         <w:t>Результати.</w:t>
       </w:r>
       <w:r>
-        <w:t xml:space="preserve"> Ухил водної поверхні в межах прольоту на території колишнього водосховища змінився з медіани Тейла–Сена +0.090 cm/km до +3.314 cm/km; різниця +3.223 cm/km (95 % довірчий інтервал 95% довірчий інтервал [+1.994, +5.071] см/км; перестановочний тест p = 1.00e-04; тест Манна–Вітні p = 3.92e-05; додатні ухили до 10/14  (знаковий тест p = 0.180) проти після 14/14  (p = 1.22e-04)). Гетерогенність висоти водної поверхні в межах прольоту зросла з 0.117 m до 0.397 m, різниця +0.280 m. Реконструкція дна лише за даними промірів глибин відтворює історичне оголене дно внаслідок спрацювання (усе закартоване водосховище: історичне 12.9% проти реконструйованого 12.77% (різниця -0.18 pp)), а в нижніх зонах інтерполяція лише за даними промірів глибин перевершує будь-який варіант з обмеженням береговою лінією (SND_ONLY / LINEAR: СКП (RMSE) 2.20 m, зміщення -0.07 m, NMAD 1.24 m). На колишній водній поверхні частка рослинності зросла до veg 83.8%, оголене дно 4.0%, вода 10.8% (2025) після veg 26.9%, оголене дно 25.6%, вода 36.7% (2023), імовірність деревно-чагарникового покриву за Dynamic World досягла частки woody prob ≥0.3: 0.03% (2022) → 0.31% (2023) → 25.2% (2024); мітка 'trees' 2024 21.8%, а трансльований зважений за площею коефіцієнт шорсткості Маннінга (n) змінився з n 0.032  → 0.063; медіана Δn +0.035. . Нижче греблі ширина змоченого перерізу на порівнювані дати становить 2025 median 690 m (p25 465, p75 895); головний рукав 560 m проти 2019 median 580 m; головний рукав 500 m; рівень води в Херсоні 0.2 m.</w:t>
+        <w:t xml:space="preserve"> У межах площі колишнього водосховища ухил на один проліт змінився з медіани Тейла–Сена +0.090 cm/km до -&gt; +3.314 cm/km після; різниця +3.223 cm/km (95 % ДІ 95% ДІ [+1.994, +5.071] см/км; перестановочний тест p = 1.00e-04; тест Манна–Вітні p = 3.92e-05; додатні ухили до 10/14  (знаковий тест p = 0.180) проти після 14/14  (p = 1.22e-04)), а неоднорідність висоти водної поверхні в межах прольоту зросла з 0.117 m -&gt; 0.397 m, різниця +0.280 m. Реконструкція дна лише за даними промірів глибин відтворює історичне оголене дно внаслідок спрацювання (усе закартоване водосховище: історичне 12.9% проти реконструйованого 12.77% (різниця -0.18 pp)), а в зонах нижче за течією інтерполяція лише за даними промірів глибин перевершує кожен варіант з обмеженням береговою лінією (SND_ONLY / LINEAR: СКП (RMSE) 2.20 m, зміщення -0.07 m, NMAD 1.24 m). На колишній водній поверхні частка рослинності зросла до veg 83.8%, оголена ділянка 4.0%, вода 10.8% (2025) після veg 26.9%, оголена ділянка 25.6%, вода 36.7% (2023); згідно з літературними апріорними даними, зважена за площею шорсткість поверхні змінилася з n 0.032 → 0.063; медіана Δn +0.035  — похідна, а не калібрована величина. Нижче греблі ширина змоченого перерізу при відповідному рівні води становить 2025 median 690 m (p25 465, p75 895); головний рукав 560 m проти 2019 median 580 m; головний рукав 500 m; рівень води в Херсоні 0.2 m.</w:t>
       </w:r>
     </w:p>
     <w:p>
@@ -75,7 +75,7 @@
         <w:t>Висновки.</w:t>
       </w:r>
       <w:r>
-        <w:t xml:space="preserve"> Каховське водосховище не просто скоротилося: його водна поверхня набула стійкого поздовжнього градієнта в напрямку нижнього Дніпра, його дно тепер є заплавою, що заростає, з коефіцієнтом шорсткості Маннінга (n), приблизно вдвічі більшим, ніж у відкритій воді, а русло нижче за прорив греблі стало ширшим. Кожне з цих тверджень ґрунтується на виміряній величині із зазначеною невизначеністю, а там, де величину неможливо виміряти наявними даними — зміна висоти пологу, закон залежності ухилу водної поверхні від витрати води після прориву греблі, точність класифікації — у рукописі про це прямо зазначено, замість того щоб робити припущення.</w:t>
+        <w:t xml:space="preserve"> Водосховище не просто скоротилося: його водна поверхня набула стійкого поздовжнього градієнта в напрямку нижнього Дніпра, його дно тепер є заплавою, що заростає, картографована поверхня якої передбачає приблизно вдвічі більший опір потоку, ніж відкрита вода, а русло нижче за прорив греблі стало ширшим. Кожне твердження ґрунтується на виміряній величині із зазначеною невизначеністю; там, де величину неможливо виміряти наявними даними — закон залежності ухилу від витрати води після прориву греблі, зміна висоти пологу, точність класифікації, калібрований коефіцієнт шорсткості Маннінга (n) — у рукописі про це сказано прямо, замість того щоб робити висновки.</w:t>
       </w:r>
     </w:p>
     <w:p>
@@ -90,7 +90,7 @@
         <w:t>Ключові слова:</w:t>
       </w:r>
       <w:r>
-        <w:t xml:space="preserve"> супутникова альтиметрія; ICESat-2; SWOT; вертикальна система відліку; EVRF2019; спрацювання водосховища; сукцесія рослинності; коефіцієнт шорсткості Маннінга (n); Sentinel-1; Sentinel-2; Каховське водосховище</w:t>
+        <w:t xml:space="preserve"> супутникова альтиметрія; ICESat-2; SWOT; вертикальна система відліку; EVRF2019; спрацювання водосховища; реконструкція дна; шорсткість поверхні; ширина русла; Каховське водосховище</w:t>
       </w:r>
     </w:p>
     <w:p>
@@ -115,7 +115,7 @@
         <w:jc w:val="both"/>
       </w:pPr>
       <w:r>
-        <w:t>Каховське водосховище було найнижчим у Дніпровському каскаді: за нормального підпірного рівня (НПР) 16.00 m (Балтійська 1977) воно містило 18.19 km³ на площі 2 155 km², причому рівень навігаційного спрацювання (УНС) становив 14.00 m, а рівень мертвого об'єму — 12.7 m, як зазначено в таблиці початкової проєктної документації. 6  червня 2023  року стався прорив греблі, і водойма спорожніла впродовж кількох днів. Залишилися лише річка, що тече своїм колишнім ложем, низка від'єднаних залишкових водойм та близько двох тисяч квадратних кілометрів свіжооголених наносів.</w:t>
+        <w:t>Каховське водосховище було найнижчим у Дніпровському каскаді: при його нормальному підпірному рівні (НПР) 16.00 m (Балтійська система висот 1977 р. (БС-77)) воно вміщувало 18.19 km³ на площі 2 155 km², з рівнем навігаційного спрацювання (УНС) 14.00 m та рівнем мертвого об'єму 12.7 m, як зазначено в оригінальній проектній документації. 6  червня 2023  року стався прорив греблі, і водойма спорожніла протягом кількох днів. Залишилася річка, що тече своїм колишнім руслом, низка роз'єднаних залишкових водойм та близько двох тисяч квадратних кілометрів свіжооголених відкладень.</w:t>
       </w:r>
     </w:p>
     <w:p>
@@ -236,7 +236,7 @@
         <w:jc w:val="both"/>
       </w:pPr>
       <w:r>
-        <w:t>У цій статті розглядаються чотири питання. (i) Чи змінився гідравлічний режим водної поверхні в межах колишнього Каховського водосховища і чи зберігається ця зміна? (ii) Чи можна спільно використовувати дані SWOT та ICESat-2  після гармонізації їхніх вертикальних систем відліку, і чи обмежують застарілі гідрографічні дані як поверхню до прориву греблі, так і реконструйоване дно? (iii) Як змінилися оголене дно, деревно-чагарниковий покрив та русло нижче греблі протягом 2023–2025? (iv) Що ця зміна означає для коефіцієнта шорсткості Маннінга (n) нової заплави? Там, де дані не дають відповіді — співвідношення ухилу водної поверхні та витрати води після прориву греблі, зміна висоти пологу, точність класифікації поверхні — у статті зазначається обмеження замість виведення відповіді.</w:t>
+        <w:t>У цій статті розглядаються чотири питання. (i) Чи змінився гідравлічний режим водної поверхні в межах колишнього Каховського водосховища і чи зберігається ця зміна? (ii) Чи можна спільно використовувати дані SWOT та ICESat-2  після гармонізації їхніх вертикальних систем відліку, і чи обмежують застарілі гідрографічні дані як стан поверхні до прориву греблі, так і реконструйоване дно? (iii) Як змінилися оголене дно, деревно-чагарниковий покрив та русло нижче греблі протягом 2023–2025? (iv) Що відображена трансформація поверхні означає для опору потоку нової заплави з огляду на опубліковані апріорні значення коефіцієнта шорсткості Маннінга (n)? Там, де дані не дають відповіді — співвідношення ухил–витрата води після прориву греблі, зміна висоти пологу, точність класів поверхні — у статті зазначається обмеження замість виведення відповіді.</w:t>
       </w:r>
     </w:p>
     <w:p>
@@ -253,34 +253,7 @@
         <w:jc w:val="both"/>
       </w:pPr>
       <w:r>
-        <w:t xml:space="preserve">&gt; </w:t>
-      </w:r>
-      <w:r>
-        <w:rPr>
-          <w:b/>
-        </w:rPr>
-        <w:t>[PENDING OPEN12]</w:t>
-      </w:r>
-      <w:r>
-        <w:t xml:space="preserve"> X1.1 is REVISE_UNCERTAINTY: may appear only as a limitation</w:t>
-      </w:r>
-    </w:p>
-    <w:p>
-      <w:pPr>
-        <w:spacing w:line="360" w:lineRule="auto"/>
-        <w:jc w:val="both"/>
-      </w:pPr>
-      <w:r>
-        <w:t>&gt; `backs: X1.1` · `section: 2. STUDY AREA AND OBSERVATION GEOMETRY`</w:t>
-      </w:r>
-    </w:p>
-    <w:p>
-      <w:pPr>
-        <w:spacing w:line="360" w:lineRule="auto"/>
-        <w:jc w:val="both"/>
-      </w:pPr>
-      <w:r>
-        <w:t>&gt; `status: blocked` · `blocks_submission: yes`</w:t>
+        <w:t>Досліджувана система зареєстрована у чотирьох зонах аналізу, визначених один раз у реєстрі геометрії та завантажуваних кожним скриптом: ZONE_1  (колишнє Каховське водосховище та нижній Дніпро, 11 412 km², з ядром водосховища 2 144 km²), ZONE_2  (Херсонська дельта, 1 677 km²), ZONE_3  (Дніпровсько-Бузький лиман, 7 621 km²) та ZONE_4  (русло від греблі до Херсона, визначене як контур затоплення за даними Sentinel -1  у червні 2023  плюс буфер 1 km, 695 km²). Пікетаж для профілів водосховища вимірюється від греблі вздовж осьової лінії водосховища; історичні межі ділянок згідно з проектною документацією нанесені на неї там, де це дозволяють прив'язки — це обмеження, оскільки лише дві з п'яти прив'язок є придатними для використання (співвідношення ~1.36  у двох незалежних одиницях спостереження; залишок ~30 km ізольований для ділянки 1) — а ділянка 5  лежить за межами картографованої області. Орбіта калібрувальної фази SWOT ніколи не охоплювала акваторію, тому SWOT входить у це дослідження лише нижче за течією в районі Херсона.</w:t>
       </w:r>
     </w:p>
     <w:p>
@@ -437,7 +410,7 @@
         <w:jc w:val="both"/>
       </w:pPr>
       <w:r>
-        <w:t>Сцени Sentinel-2 L2A були оброблені на реєстровій сітці 20 m (EPSG:32636) із застосуванням адитивного зміщення BOA, зведені до семи індексів (NDVI, NDWI, MNDWI, NDMI, BSI, AWEIsh, NDTI), десятикласної класифікації поверхні та композитів режиму для кожної зони; 53 dates охоплюють колишню акваторію. Дані Sentinel-1 RTC γ⁰ (VV, VH) були класифіковані за допомогою закріпленого двокласового дискримінанту та його варіантів (Розділ 4.11). Річні композити Dynamic World за 2022–2024 , а також ухил і висота над найближчим водним об'єктом, отримані з FABDEM, доповнюють шари поверхні.</w:t>
+        <w:t>Сцени Sentinel-2 L2A були оброблені на реєстровій сітці 20 m (EPSG:32636) із застосуванням адитивного зміщення BOA, з отриманням семи індексів (NDVI, NDWI, MNDWI, NDMI, BSI, AWEIsh, NDTI), десятикласової класифікації поверхні та композитів режиму для кожної зони; 53 dates охоплюють колишню акваторію. Дані Sentinel-1 RTC γ⁰ (VV, VH) забезпечують маски води для трансект русла (Розділ 4.7; Додаткові методи S2). Річні композити Dynamic World за 2022–2024 , а також ухил, отриманий з FABDEM, і висота над найближчим водним об'єктом доповнюють шари поверхні.</w:t>
       </w:r>
     </w:p>
     <w:p>
@@ -454,34 +427,7 @@
         <w:jc w:val="both"/>
       </w:pPr>
       <w:r>
-        <w:t xml:space="preserve">&gt; </w:t>
-      </w:r>
-      <w:r>
-        <w:rPr>
-          <w:b/>
-        </w:rPr>
-        <w:t>[PENDING OPEN25]</w:t>
-      </w:r>
-      <w:r>
-        <w:t xml:space="preserve"> X2.1 is NOT_TESTABLE: may appear only as a limitation</w:t>
-      </w:r>
-    </w:p>
-    <w:p>
-      <w:pPr>
-        <w:spacing w:line="360" w:lineRule="auto"/>
-        <w:jc w:val="both"/>
-      </w:pPr>
-      <w:r>
-        <w:t>&gt; `backs: X2.1` · `section: 3.5 Legacy hydrography`</w:t>
-      </w:r>
-    </w:p>
-    <w:p>
-      <w:pPr>
-        <w:spacing w:line="360" w:lineRule="auto"/>
-        <w:jc w:val="both"/>
-      </w:pPr>
-      <w:r>
-        <w:t>&gt; `status: blocked` · `blocks_submission: yes`</w:t>
+        <w:t>Вісім сфотографованих сторінок монографії про Дніпровські водосховища (Таблиці 19–21, , Рисунки 13–16) та проміри глибин на картах 7 514 S-57 є історичними джерелами; епоха зйомки промірів не зафіксована, що є обмеженням, яке унеможливлює визначення будь-якої швидкості зміни дна (відсутність епохи). Який рівень редукції мають ці проміри, у джерелі не зазначено і встановлюється у Розділі 5.7..</w:t>
       </w:r>
     </w:p>
     <w:p>
@@ -661,7 +607,7 @@
         <w:pStyle w:val="Heading1"/>
       </w:pPr>
       <w:r>
-        <w:t>4.7 Sentinel-2 indices and surface classes</w:t>
+        <w:t>4.7 Sentinel-2 indices, surface classes and Sentinel-1 water masks</w:t>
       </w:r>
     </w:p>
     <w:p>
@@ -670,7 +616,7 @@
         <w:jc w:val="both"/>
       </w:pPr>
       <w:r>
-        <w:t>Сім індексів обчислюються для кожної дати на сітці реєстру 20 m із застосуванням зміщення BOA та маскуванням класифікації сцени; правило десяти класів використовує порогові значення NDVI 0.15  та 0.30, , NDMI 0.10  та BSI 0.10  з морфологічним очищенням. Класи: відкрита вода, мілководна або змішана вода, вологий осад, сухий оголений осад, розріджена трав'яниста рослинність, густа трав'яниста рослинність, очерет або затоплена рослинність, забудована поверхня та неоднозначні об'єкти. Чагарниковий та деревно-чагарниковий покрив неможливо відокремити від трав'янистого покриву лише за допомогою цих індексів.</w:t>
+        <w:t>Сім індексів обчислюються для кожної дати на сітці реєстру 20 m із застосуванням зміщення BOA та маскуванням класифікації сцени; правило десяти класів використовує порогові значення NDVI 0.15  та 0.30, , NDMI 0.10  та BSI 0.10  з морфологічним очищенням. Класи: відкрита вода, мілководна або змішана вода, вологий осад, сухий оголений осад, рідка трав'яниста рослинність, щільна трав'яниста рослинність, очерет або затоплена рослинність, забудована поверхня та неоднозначні об'єкти. Чагарниковий та деревно-чагарниковий покрив неможливо відокремити від трав'янистого покриву лише за допомогою цих індексів. Маски води Sentinel-1  використовують закріплений двокласовий дискримінант на основі VV/VH, перевірений за допомогою оптичних даних про воду; протестовані та відхилені варіанти описані в Додаткових методах S2 і не відіграють жодної ролі в аргументації цієї статті.</w:t>
       </w:r>
     </w:p>
     <w:p>
@@ -729,7 +675,7 @@
         <w:pStyle w:val="Heading1"/>
       </w:pPr>
       <w:r>
-        <w:t>4.11 Sentinel-1 water masks</w:t>
+        <w:t>4.11 Roughness translation</w:t>
       </w:r>
     </w:p>
     <w:p>
@@ -738,7 +684,7 @@
         <w:jc w:val="both"/>
       </w:pPr>
       <w:r>
-        <w:t>Базовий класифікатор — це закріплений двокласовий дискримінант Фішера для VV та VH з відсіканням за середньою точкою та ситом 0.05 km². Варіанти додають фільтрацію спеклів, мажоритарну фільтрацію, мінімальні одиниці картографування, виявлення змін на одній орбіті, рельєфне вето на основі ухилу FABDEM та висоти над найближчим водним об'єктом, а також — у пілотному проекті — етап відхилення за допомогою логістичної регресії та випадкового лісу, оцінений методом виключення однієї орбіти (leave-one-orbit-out) порівняно з оптичними даними про воду.</w:t>
+        <w:t>Кожному пікселю карти станів (прорив 2023, , первинне оголення 2023, 2024, 2025,  та для водотоку 2026) присвоюється один із одинадцяти класів шорсткості на основі його класу поверхні, гідроперіоду та ймовірності наявності деревно-чагарникового покриву за даними Dynamic World, причому кожен клас має низьке, базове та високе значення коефіцієнта шорсткості Маннінга (n) згідно з опублікованими апріорними даними (Таблиця 5). Зважені за площею значення n та зміна між станами обчислюються для кожної зони. Результатом є гідравлічно інтерпретований шар шорсткості, отриманий на основі відображених класів поверхні; жодні гідравлічні спостереження не використовуються на цьому етапі, і жодне значення не є відкаліброваним коефіцієнтом Маннінга.</w:t>
       </w:r>
     </w:p>
     <w:p>
@@ -746,24 +692,7 @@
         <w:pStyle w:val="Heading1"/>
       </w:pPr>
       <w:r>
-        <w:t>4.12 Roughness translation</w:t>
-      </w:r>
-    </w:p>
-    <w:p>
-      <w:pPr>
-        <w:spacing w:line="360" w:lineRule="auto"/>
-        <w:jc w:val="both"/>
-      </w:pPr>
-      <w:r>
-        <w:t>Кожному пікселю карти стану (прорив 2023, перше оголення 2023, 2024, 2025, та для водотоку 2026) присвоюється один із одинадцяти класів шорсткості на основі його класу поверхні, гідроперіоду та ймовірності наявності деревно-чагарникового покриву за даними Dynamic World, причому кожен клас має низьке, базове та високе значення коефіцієнта шорсткості Маннінга (n) згідно з опублікованими апріорними даними (Таблиця 5). Зважений за площею коефіцієнт n та зміна між станами обчислюються для кожної зони. Жодні гідравлічні спостереження на цьому етапі не використовуються.</w:t>
-      </w:r>
-    </w:p>
-    <w:p>
-      <w:pPr>
-        <w:pStyle w:val="Heading1"/>
-      </w:pPr>
-      <w:r>
-        <w:t>4.13 Statistical rules</w:t>
+        <w:t>4.12 Statistical rules</w:t>
       </w:r>
     </w:p>
     <w:p>
@@ -790,7 +719,7 @@
         <w:jc w:val="both"/>
       </w:pPr>
       <w:r>
-        <w:t>&gt; `section: paragraph 63` · `status: blocked`</w:t>
+        <w:t>&gt; `section: paragraph 61` · `status: blocked`</w:t>
       </w:r>
     </w:p>
     <w:p>
@@ -851,7 +780,7 @@
         <w:jc w:val="both"/>
       </w:pPr>
       <w:r>
-        <w:t>&gt; `section: paragraph 66` · `status: blocked`</w:t>
+        <w:t>&gt; `section: paragraph 64` · `status: blocked`</w:t>
       </w:r>
     </w:p>
     <w:p>
@@ -1640,7 +1569,7 @@
         <w:pStyle w:val="Heading1"/>
       </w:pPr>
       <w:r>
-        <w:t>5.14 Sentinel-1 classifier validation</w:t>
+        <w:t>5.14 Validation synthesis</w:t>
       </w:r>
     </w:p>
     <w:p>
@@ -1649,24 +1578,7 @@
         <w:jc w:val="both"/>
       </w:pPr>
       <w:r>
-        <w:t>проксі хибної води 0.200  спостережуваного кадру; Δповнота проти M3 -0.0007; прохід захисту True. Кожен варіант виявлення змін не проходить перевірку повноти нової води в усіх чотирьох зонах, оскільки доподієвий еталон над оголеним осадом сам по собі є темним. Точність VRF 0.050  проти M3 0.012  при повноті 0.735  (M3 0.733); AP 0.204.  медіана частоти хибної води 0.181  (q25 0.124, q75 0.321); 377 km² медіана.</w:t>
-      </w:r>
-    </w:p>
-    <w:p>
-      <w:pPr>
-        <w:pStyle w:val="Heading1"/>
-      </w:pPr>
-      <w:r>
-        <w:t>5.15 Validation synthesis</w:t>
-      </w:r>
-    </w:p>
-    <w:p>
-      <w:pPr>
-        <w:spacing w:line="360" w:lineRule="auto"/>
-        <w:jc w:val="both"/>
-      </w:pPr>
-      <w:r>
-        <w:t>Перед інтерпретацією будь-яких гідравлічних або поверхневих результатів було виконано шість незалежних перевірок; одна (аномалія 5  квітня 2023 ) не пройшла перевірку і зафіксована як така, що не пройшла. Карти класів у розділі 6.9 h ще не мають оцінки точності, а значення шорсткості в розділі 6.12 h не мають гідравлічного калібрування; обидва ці факти зазначені всюди, де вони використовуються.</w:t>
+        <w:t>Перед інтерпретацією будь-яких гідравлічних або поверхневих результатів було виконано шість незалежних перевірок; одна з них (аномалія 5 квітня 2023 ) виявилася невдалою і зафіксована як така, що не пройшла перевірку. Карти класів поверхні в Розділі 6.9 h поки що не мають оцінки точності — 320-точкова стратифікована вибірка не розмічена, — а шар шорсткості не має гідравлічного калібрування; обидва ці факти зазначені всюди, де вони використовуються, а дослідження класифікатора Sentinel-1  обмежене Додатковими методами S2.</w:t>
       </w:r>
     </w:p>
     <w:p>
@@ -2543,7 +2455,7 @@
         <w:pStyle w:val="Heading1"/>
       </w:pPr>
       <w:r>
-        <w:t>6.9 Vegetation succession on the exposed bed</w:t>
+        <w:t>6.9 Surface transformation and its hydraulic consequence</w:t>
       </w:r>
     </w:p>
     <w:p>
@@ -2552,7 +2464,7 @@
         <w:jc w:val="both"/>
       </w:pPr>
       <w:r>
-        <w:t>Колишня водна поверхня — полігон акваторії, перетнутий із режимом води до прориву греблі, басейн 2174.7 km²; колишня водна поверхня 2107.0 km²; колишня суша 55.0 km² — була класифікована на кожній даті Sentinel-2 date за десятьма класами поверхні. Медіанні частки класів за роками змінювалися від рослинності 26.9%, оголеного дна 25.6%, води 36.7% (2023) через рослинність 72.0%, оголене дно 7.6%, воду 16.6% (2024) до рослинності 83.8%, оголеного дна 4.0%, води 10.8% (2025) (діапазон за датами: рослинність 0.00–0.88; спостережувана частка 0.48). У зонах модальних класів у перший сезон переважали відкрита вода та сухі оголені відклади (2023: відкрита вода 673, d, сухе оголене дно 612, , розріджена трав'яниста рослинність 166, , очерет 417 km²); до 2024  очерет та затоплена рослинність займали найбільшу площу (2024: відкрита вода 212, d, сухе оголене дно 137, d, густа трав'яниста рослинність 159, , очерет 1031 km²); до 2025 d густий трав'янистий покрив розширився, тоді як відкрита вода та оголені відклади скоротилися (2025: відкрита вода 90, d, сухе оголене дно 38, d, густа трав'яниста рослинність 286, , очерет 686 km²). Матриці переходів показують походження рослинності: 2023→2025 (1258 km²): вода→рослинність 407, , відклади→рослинність 406, , рослинність→рослинність 261, , вода→вода 116 km²; між 2024  та 2025  переважає сталість (2024→2025 , рослинність→рослинність 847  із 1214 km²).</w:t>
+        <w:t>Колишня водна поверхня — полігон акваторії, що перетинається з водою у режимі до прориву греблі, басейн 2174.7 km²; колишня водна поверхня 2107.0 km²; залишкова суша 55.0 km² — була класифікована на кожній даті Sentinel-2 date на десять класів поверхні. Медіанні частки класів змінювалися від veg 26.9%, bare 25.6%, water 36.7% (2023) через veg 72.0%, bare 7.6%, water 16.6% (2024) до veg 83.8%, bare 4.0%, water 10.8% (2025) (діапазон за датою veg 0.00–0.88; спостережувана частка 0.48); у зонах модальних класів у першому сезоні переважали відкрита вода та сухий оголений осад (2023: open water 673, dry bare 612, sparse herb 166, reed 417 km²), до 2024  очерет / затоплена рослинність займали найбільшу площу (2024: open water 212, dry bare 137, dense herb 159, reed 1031 km²), а до 2025 d щільний трав'янистий покрив розширився, тоді як відкрита вода та оголений осад скоротилися (2025: open water 90, dry bare 38, dense herb 286, reed 686 km²). Матриці переходів показують, звідки з'явилася рослинність — 2023→2025 (1258 km²): water→veg 407, sediment→veg 406, veg→veg 261, water→water 116 km² — а аналіз першої події з інтервальним цензуруванням показує швидкість: оголено до кінця серії 2031 km² (цензуровано 76); вкрито рослинністю 1925 km² (цензуровано 182); верхні квантилі оголення (д) [29.0, 29.0, 29.0, 82.0, 94.0]; верхні квантилі рослинності (д) [29.0, 72.0, 94.0, 109.0, 424.0]. Оскільки спектральні індекси не можуть відокремити чагарниковий або деревно-чагарниковий покрив від трав'янистого покриву, за залісненням стежили за допомогою ймовірностей Dynamic World на тій самій поверхні: частка woody prob ≥0.3: 0.03% (2022) → 0.31% (2023) → 25.2% (2024); мітка 'trees' 2024 21.8%. Це виміряні частки класів та площі без оцінки точності: 320-точкова стратифікована еталонна вибірка, розроблена для цієї мети, ще не розмічена, і жодна площа з поправкою на помилку або точність для кожного класу не заявлена.</w:t>
       </w:r>
     </w:p>
     <w:p>
@@ -3216,67 +3128,7 @@
         <w:jc w:val="both"/>
       </w:pPr>
       <w:r>
-        <w:t>Це виміряні частки класів та площі. Вони не містять оцінки точності: 320-точкова стратифікована еталонна вибірка, розроблена для цієї мети, ще не була розмічена, і доти, доки це не буде зроблено, жодна площа з поправкою на похибку або точність за класами не є допустимою.</w:t>
-      </w:r>
-    </w:p>
-    <w:p>
-      <w:pPr>
-        <w:pStyle w:val="Heading1"/>
-      </w:pPr>
-      <w:r>
-        <w:t>6.10 Woody encroachment</w:t>
-      </w:r>
-    </w:p>
-    <w:p>
-      <w:pPr>
-        <w:spacing w:line="360" w:lineRule="auto"/>
-        <w:jc w:val="both"/>
-      </w:pPr>
-      <w:r>
-        <w:t xml:space="preserve">Порогові значення спектральних індексів не дозволяють відокремити чагарниковий або деревний покрив від трав'янистого, тому за залісненням стежили за допомогою ймовірностей Dynamic World на тій самій колишній водній поверхні: частка woody prob ≥0.3: 0.03% (2022) → 0.31% (2023) → 25.2% (2024); мітка 'trees' 2024 21.8% (середня ймовірність trees+shrub 0.071 → 0.217; частка ≥0.5 залишається 0.29%). Незалежно від цього, кількість сегментів пологу ICESat-2 20 m, що пройшли контроль якості над колишнім водосховищем, зросла (canopy_ok 20 m: 164 (2023) → 2165 (2024)), а розподіл висоти пологу ATL08  над зонами є низьким і правосторонньо асиметричним (h_canopy p50 1.58 m, p95 11.87 m). </w:t>
-      </w:r>
-      <w:r>
-        <w:rPr>
-          <w:i/>
-        </w:rPr>
-        <w:t>Зміну</w:t>
-      </w:r>
-      <w:r>
-        <w:t xml:space="preserve"> висоти пологу неможливо ідентифікувати за даними ICESat-2  з поточною геометрією треків (Розділ 7.10).</w:t>
-      </w:r>
-    </w:p>
-    <w:p>
-      <w:pPr>
-        <w:pStyle w:val="Heading1"/>
-      </w:pPr>
-      <w:r>
-        <w:t>6.11 Channel widening below the dam</w:t>
-      </w:r>
-    </w:p>
-    <w:p>
-      <w:pPr>
-        <w:spacing w:line="360" w:lineRule="auto"/>
-        <w:jc w:val="both"/>
-      </w:pPr>
-      <w:r>
-        <w:t>На вузлах 321 SWORD, 157 трансектах у 500 m, напівдовжиною 2500 m, ширину змоченого перерізу русла між греблею та Херсоном вимірювали за кожною придатною датою Sentinel-1/-2 d від 2017  до 2026. . У порівнянних датах наприкінці літа при рівнях води в Херсоні в межах 0.5 m ширина після прориву греблі є більшою: 2025 m медіана 690 m (p25 465, p75 895); головний рукав 560 m проти медіани до прориву 2019 m 580 m; головний рукав 500 m; рівень води в Херсоні 0.2 m. Рік прориву демонструє перехідне розгалуження русла: 2023 m медіана 720 m; головний рукав 560 m; медіана кількості рукавів 2. . Контур води не є геоморфологічним берегом, а зміщення берега відносно еталона за вересень 2023  залишається на межі виявлення 40 m, тому розширення є твердженням щодо змоченої поверхні при співставному рівні води.</w:t>
-      </w:r>
-    </w:p>
-    <w:p>
-      <w:pPr>
-        <w:pStyle w:val="Heading1"/>
-      </w:pPr>
-      <w:r>
-        <w:t>6.12 Roughness translation</w:t>
-      </w:r>
-    </w:p>
-    <w:p>
-      <w:pPr>
-        <w:spacing w:line="360" w:lineRule="auto"/>
-        <w:jc w:val="both"/>
-      </w:pPr>
-      <w:r>
-        <w:t>Для кожного класу поверхні було призначено діапазон коефіцієнта шорсткості Маннінга (n) на основі опублікованих апріорних даних (Таблиця 5), а карти класів були трансформовані для кожного стану. Для колишнього водосховища середньозважене за площею значення n змінилося від n 0.032  до 0.063; медіана Δn +0.035,  при частці площі з Δn &gt; 0.02: 0.63; Δn &lt; −0.02: 0.004; перший крок при оголенні був невеликим (n 0.032 → 0.042), а значний крок відбувся з розширенням очерету 2024  (n 0.041 → 0.060; частка Δn &gt; 0.02 0.45). У стані 2025  найбільшими класами є очерет 739, , молодий густий деревно-чагарниковий покрив 472, d, густа трав'яниста рослинність 343, , відкрита вода 174 km², на противагу стану після прориву греблі, де переважала відкрита вода 2101  від загальної площі 2162 km²; зрілий деревно-чагарниковий покрив 30 km². Заплава нижче греблі також стає шорсткішою: n 0.069 → 0.067; частка Δn &gt; 0.02 0.05. . Ці значення є результатом перерахунку зміни класів через літературні апріорні дані; жодних гідравлічних спостережень для їх калібрування не проводилося.</w:t>
+        <w:t>Гідравлічний наслідок випливає з перенесення карт класів від стану до стану через опубліковані апріорні значення шорсткості (Таблиця 5). Для колишнього водосховища зважена за площею шорсткість змінилася з n 0.032 → 0.063; медіана Δn +0.035, з часткою площі, де Δn &gt; 0.02: 0.63; Δn &lt; −0.02: 0.004; крок при оголенні був невеликим (n 0.032 → 0.042), а значний крок відбувся з розширенням очерету 2024  (n 0.041 → 0.060; частка Δn &gt; 0.02 0.45). У стані 2025  найбільшими класами є очерет 739, , молодий густий деревно-чагарниковий покрив 472, d, густа трав'яниста рослинність 343, , відкрита вода 174 km², на противагу стану після прориву греблі, який становив відкриту воду 2101  від дійсних 2162 km²; зрілий деревно-чагарниковий покрив 30 km²; заплава нижче греблі також стає шорсткішою (n 0.069 → 0.067; частка Δn &gt; 0.02 0.05). Ці значення є гідравлічно інтерпретованим шаром шорсткості, отриманим із відображених класів поверхні — жодне гідравлічне спостереження не калібрувало їх, і вони наводяться як наслідок трансформації, а не як виміряні коефіцієнти Маннінга.</w:t>
       </w:r>
     </w:p>
     <w:p>
@@ -3449,7 +3301,7 @@
         <w:pStyle w:val="Heading1"/>
       </w:pPr>
       <w:r>
-        <w:t>6.13 Exposure and first-vegetation timing</w:t>
+        <w:t>6.10 Channel widening below the dam</w:t>
       </w:r>
     </w:p>
     <w:p>
@@ -3458,7 +3310,7 @@
         <w:jc w:val="both"/>
       </w:pPr>
       <w:r>
-        <w:t>Аналіз першої події з інтервальним цензуруванням для серії Sentinel-2  визначає час оголення та появи першої рослинності: оголено до кінця серії 2031 km² (цензуровано 76); зарослі рослинністю 1925 km² (цензуровано 182); верхні квантилі оголення (д) [29.0, 29.0, 29.0, 82.0, 94.0]; верхні квантилі рослинності (д) [29.0, 72.0, 94.0, 109.0, 424.0] (медіана ширини інтервалу 30 d (оголення) / 30 d (рослинність)). Дев'яносто відсотків поверхні, яка будь-коли спостерігалася як неводна, було оголено протягом приблизно трьох місяців після прориву греблі, і більша її частина була зафіксована як вкрита рослинністю протягом першого сезону, з довгим «хвостом» до 2024.</w:t>
+        <w:t>На вузлах 321 SWORD, 157 трансектах на 500 m, напівдовжиною 2500 m, ширина змоченого перерізу русла між греблею та Херсоном вимірювалася за кожною придатною датою Sentinel-1/-2 d від 2017  до 2026. . У порівнянні з аналогічними датами наприкінці літа при рівнях води в Херсоні в межах 0.5 m, ширина після прориву греблі є більшою: 2025 m медіана 690 m (p25 465,  p75 895); головний рукав 560 m проти медіани до прориву 2019 m 580 m; головний рукав 500 m; рівень води в Херсоні 0.2 m. Рік прориву демонструє перехідне розгалуження русла: 2023 m медіана 720 m; головний рукав 560 m; медіана кількості рукавів 2. . Водний контур не є геоморфологічним берегом, а зміщення берега відносно референсної дати вересня 2023  залишається на межі виявлення 40 m, тому розширення є твердженням щодо змоченої поверхні при співставному рівні води. Шар рослинності ATL08  над зонами (h_canopy p50 1.58 m, p95 11.87 m) наведено для повноти даних; зміну висоти рослинності неможливо ідентифікувати за допомогою ICESat-2  з поточною геометрією треків (Розділ 7.10).</w:t>
       </w:r>
     </w:p>
     <w:p>
@@ -3559,7 +3411,7 @@
         <w:pStyle w:val="Heading1"/>
       </w:pPr>
       <w:r>
-        <w:t>7.6 Succession, roughness and conveyance</w:t>
+        <w:t>7.6 Surface transformation as a hydraulic consequence</w:t>
       </w:r>
     </w:p>
     <w:p>
@@ -3568,7 +3420,7 @@
         <w:jc w:val="both"/>
       </w:pPr>
       <w:r>
-        <w:t>За два сезони більша частина колишньої водної поверхні перетворилася на очерет, трав'янистий покрив та молоду вербу, а перерахунок через опубліковані апріорні дані приблизно подвоює середньозважений за площею коефіцієнт шорсткості Маннінга (n) водойми (n 0.032 → 0.063; медіана Δn +0.035). Заплавний ліс, задокументований під час польових робіт ((Didukh et al., 2024)), є класом, чий апріорний показник n має найбільший діапазон (n_low 0.07 / n_base 0.1 / n_high 0.16; впевненість низька). Будь-яка гідравлічна реконструкція прориву греблі або майбутніх повеней, що припускає шорсткість відкритої води або оголеного дна на цій поверхні, занижуватиме рівень води; наскільки саме — це питання для каліброваної моделі, яку це дослідження не надає.</w:t>
+        <w:t>Два сезони перетворили більшу частину колишньої водної поверхні на очерет, трав'янистий покрив та молоду вербу; трансформована через опубліковані апріорні значення, відображена поверхня передбачає приблизно подвійний опір потоку, зважений за площею, порівняно з відкритим плесом (n 0.032 → 0.063; медіана Δn +0.035). Це похідний шар шорсткості, а не відкалібрований коефіцієнт, і він представлений як наслідок трансформації поверхні, а не як гідравлічне вимірювання. Заплавний ліс, задокументований у польових умовах ((Didukh et al., 2024)), є класом, чий апріорний діапазон n є найширшим (n_low 0.07 / n_base 0.1 / n_high 0.16; впевненість низька). Будь-яка гідравлічна реконструкція прориву греблі або майбутніх повеней, що припускає шорсткість відкритої води або оголеного дна на цій поверхні, занижуватиме рівень води; наскільки саме — це питання для відкаліброваної моделі, яку це дослідження не надає. Новизна тут полягає не в класифікації — існують польові карти середовищ існування того самого дна ((Kuzemko et al., 2025); (Didukh et al., 2024)) — а в багаторічному охопленні всієї площі поверхні та серії переходів на одній сітці, а також у їхній інтерпретації як гідравлічно значущого шару.</w:t>
       </w:r>
     </w:p>
     <w:p>
@@ -3628,7 +3480,7 @@
         <w:jc w:val="both"/>
       </w:pPr>
       <w:r>
-        <w:t>&gt; `section: paragraph 148` · `status: blocked`</w:t>
+        <w:t>&gt; `section: paragraph 138` · `status: blocked`</w:t>
       </w:r>
     </w:p>
     <w:p>
@@ -3664,6 +3516,42 @@
       </w:pPr>
       <w:r>
         <w:t>K. What has already been observed at Kakhovka</w:t>
+      </w:r>
+    </w:p>
+    <w:p>
+      <w:pPr>
+        <w:spacing w:line="360" w:lineRule="auto"/>
+        <w:jc w:val="both"/>
+      </w:pPr>
+      <w:r>
+        <w:t xml:space="preserve">&gt; </w:t>
+      </w:r>
+      <w:r>
+        <w:rPr>
+          <w:b/>
+        </w:rPr>
+        <w:t>[PENDING OPEN95]</w:t>
+      </w:r>
+      <w:r>
+        <w:t xml:space="preserve"> translation rejected: locked tokens did not round-trip; English kept</w:t>
+      </w:r>
+    </w:p>
+    <w:p>
+      <w:pPr>
+        <w:spacing w:line="360" w:lineRule="auto"/>
+        <w:jc w:val="both"/>
+      </w:pPr>
+      <w:r>
+        <w:t>&gt; `section: paragraph 141` · `status: blocked`</w:t>
+      </w:r>
+    </w:p>
+    <w:p>
+      <w:pPr>
+        <w:spacing w:line="360" w:lineRule="auto"/>
+        <w:jc w:val="both"/>
+      </w:pPr>
+      <w:r>
+        <w:t>&gt; `blocks_submission: yes`</w:t>
       </w:r>
     </w:p>
     <w:p>
@@ -4297,7 +4185,75 @@
         <w:jc w:val="both"/>
       </w:pPr>
       <w:r>
-        <w:t>У межах колишнього Каховського водосховища поздовжній ухил водної поверхні для кожного прольоту змінився з медіани Тейла–Сена +0.090 cm/km до +3.314 cm/km; різниця +3.223 cm/km, причому для кожного прольоту після прориву греблі значення є додатним, а внутрішньопролітна неоднорідність зросла з 0.117 m до 0.397 m, різниця +0.280 m. Ці твердження ґрунтуються на гармонізованих висотах — одній офіційній сітці трансформації, одному квазігеоїді EGG2015, явному терміні постійний приплив — та на застарілому зніманні, рівень зведення якого було встановлено трьома незалежними маршрутами. Дно, побудоване лише за даними промірів глибин, відтворює історичне спрацювання (усе закартоване водосховище: історичне 12.9% проти реконструйованого 12.77% (різниця -0.18 pp)), а в нижніх зонах обмеження берегової лінії погіршують, а не покращують стан дна (SND_ONLY / LINEAR: СКП (RMSE) 2.20 m, зміщення -0.07 m, NMAD 1.24 m). На оголеній поверхні частка рослинності зросла до veg 83.8%, оголена ділянка 4.0%, вода 10.8% (2025), імовірність появи деревно-чагарникового покриву досягла частки woody prob ≥0.3: 0.03% (2022) → 0.31% (2023) → 25.2% (2024); мітка 'trees' 2024 21.8%, а трансльований коефіцієнт шорсткості Маннінга (n) змінився з n 0.032  → 0.063; медіана Δn +0.035; нижче греблі ширина змоченого перерізу при відповідному рівні води становить 2025 median 690 m (p25 465, p75 895); головний рукав 560 m. Те, що дані поки що не можуть підтвердити — залежність ухилу від витрати води після прориву греблі, ріст крони, точність класу, калібровану шорсткість — зазначено як неперевірюване.</w:t>
+        <w:t>У межах колишнього Каховського водосховища поздовжній ухил водної поверхні для кожного проліт змінився з медіани Тейла–Сена +0.090 cm/km до +3.314 cm/km; різниця +3.223 cm/km, причому після прорив греблі кожен проліт є додатним, а внутрішньопролітна неоднорідність зросла з 0.117 m до 0.397 m, різниця +0.280 m. Ці твердження ґрунтуються на гармонізованих висотах — одна офіційна трансформаційна сітка, один квазігеоїд EGG2015, чіткий термін постійний приплив — та на застарілому зніманні, рівень зведення якого було встановлено трьома незалежними маршрутами. Дно, побудоване лише на основі проміри глибин, відтворює історичне спрацювання (усе картографоване водосховище: історичне 12.9% проти реконструйованого 12.77% (різниця -0.18 pp)), а в нижніх зонах обмеження берегової лінії погіршують, а не покращують дно (SND_ONLY / LINEAR: СКП (RMSE) 2.20 m, зміщення -0.07 m, NMAD 1.24 m). На оголеній поверхні частка рослинності зросла до veg 83.8%, оголена 4.0%, вода 10.8% (2025), і картографовані класи транслюються у шар шорсткості, що змінюється від n 0.032  до 0.063; медіана Δn +0.035  — отримано з опублікованих апріорних даних, не відкалібровано; нижче греблі ширина змоченого перерізу при відповідному рівень води становить 2025 median 690 m (p25 465, p75 895); головний рукав 560 m. Те, що дані поки що не можуть сказати — закон ухил водної поверхні–витрата води після прориву, ріст крони, точність класу, відкалібрований коефіцієнт шорсткості Маннінга (n) — зазначено як підтверджено з обмеженням.</w:t>
+      </w:r>
+    </w:p>
+    <w:p>
+      <w:pPr>
+        <w:pStyle w:val="Title"/>
+      </w:pPr>
+      <w:r>
+        <w:t>SUPPLEMENTARY MATERIAL</w:t>
+      </w:r>
+    </w:p>
+    <w:p>
+      <w:pPr>
+        <w:pStyle w:val="Heading1"/>
+      </w:pPr>
+      <w:r>
+        <w:t>S1. Machine tables and open items</w:t>
+      </w:r>
+    </w:p>
+    <w:p>
+      <w:pPr>
+        <w:spacing w:line="360" w:lineRule="auto"/>
+        <w:jc w:val="both"/>
+      </w:pPr>
+      <w:r>
+        <w:t>Таблиці 1–7  сформовані на основі `OWN_EVIDENCE.csv`; кожне число в основному тексті містить ідентифікатор твердження, що вказує на рядок зведеної таблиці (`SNAPSHOT_MANIFEST.json`). Нереалізовані пункти перелічені в `V2_OPEN_ITEMS.md`, проаналізовані з маркерів [PENDING] цього документа.</w:t>
+      </w:r>
+    </w:p>
+    <w:p>
+      <w:pPr>
+        <w:pStyle w:val="Heading1"/>
+      </w:pPr>
+      <w:r>
+        <w:t>S2. Sentinel-1 water masks: baseline and rejected variants</w:t>
+      </w:r>
+    </w:p>
+    <w:p>
+      <w:pPr>
+        <w:spacing w:line="360" w:lineRule="auto"/>
+        <w:jc w:val="both"/>
+      </w:pPr>
+      <w:r>
+        <w:t>Це дослідження обмежене додатком, оскільки воно стосується результатів методу виявлення паводкових вод за допомогою SAR на свіжооголених відкладах, а не є частиною гідравлічного аргументу. Базовий класифікатор — це закріплений двокласовий дискримінант Фішера для VV та VH (γ⁰, з корекцією рельєфу) із відсіканням за середньою точкою та ситом 0.05 km². Варіанти додають фільтрацію спеклів, мажоритарну фільтрацію, мінімальні одиниці картографування, виявлення змін на одній орбіті, рельєфне вето на основі ухилу FABDEM та висоти над найближчою водою, а також — у пілотному проекті на руслі прориву греблі до Херсона — етап відхилення за допомогою логістичної регресії та випадкового лісу, оцінений методом виключення однієї орбіти (leave-one-orbit-out) порівняно з оптичними даними про воду.</w:t>
+      </w:r>
+    </w:p>
+    <w:p>
+      <w:pPr>
+        <w:spacing w:line="360" w:lineRule="auto"/>
+        <w:jc w:val="both"/>
+      </w:pPr>
+      <w:r>
+        <w:t>проксі хибної води 0.200  спостережуваного кадру; Δповнота проти M3 -0.0007; захисний прохід True. Кожен варіант виявлення змін не проходить перевірку повноти нової води в усіх чотирьох зонах, оскільки доподієвий еталон над оголеним осадом сам по собі є темним. Точність VRF 0.050  проти M3 0.012  при повноті 0.735  (M3 0.733); AP 0.204.  медіана частоти хибної води 0.181  (q25 0.124, q75 0.321); 377 km² медіана. Хронічний об'єкт-двійник хибної води над Олешківськими пісками є помилкою, зумовленою типом земного покриву, яку не усуває жодне відсікання за віссю зворотного розсіювання; необхідна стадія відхилення, що враховує земний покрив або рельєф. Ці результати представлені як методична примітка для майбутньої статті з дистанційного зондування (тези T35–T36, теза статті AT11, обсяг `supplement_only`).</w:t>
+      </w:r>
+    </w:p>
+    <w:p>
+      <w:pPr>
+        <w:pStyle w:val="Heading1"/>
+      </w:pPr>
+      <w:r>
+        <w:t>S3. Multi-level contour bathymetry (negative result)</w:t>
+      </w:r>
+    </w:p>
+    <w:p>
+      <w:pPr>
+        <w:spacing w:line="360" w:lineRule="auto"/>
+        <w:jc w:val="both"/>
+      </w:pPr>
+      <w:r>
+        <w:t>Експеримент hist21–hist31  перевіряв, чи можуть оптичні та SAR-лінії води на трьох рівнях до прориву греблі обмежити мілководне дно. Вердикт NO_CONSTANT: розкид між сценами 50.2 m проти NMAD у межах сцени 22.1 m (співвідношення 2.27); центральне зміщення -3.7 m H3 14.23 m: σ_sensor 21.2 m, σ_reference 87.2 m, σ_total 89.8 m; ABSOLUTE_COMMON_MODE_EXCLUDED; transfer licensed False. Результат зберігається як негативний результат: оптичні берегові лінії розташовані на межі поясу надводної рослинності, тому сигнал зміни рівня менший за зміщення положення.</w:t>
       </w:r>
     </w:p>
     <w:p>
